--- a/Результаты/Лабораторная_12_Трёхфазные_инверторы.docx
+++ b/Результаты/Лабораторная_12_Трёхфазные_инверторы.docx
@@ -39,7 +39,7 @@
         <w:pStyle w:val="Heading2"/>
       </w:pPr>
       <w:r>
-        <w:t>Инструменты</w:t>
+        <w:t>Теория и расчёт (до симуляции)</w:t>
       </w:r>
     </w:p>
     <w:p>
@@ -47,7 +47,96 @@
         <w:pStyle w:val="ListBullet"/>
       </w:pPr>
       <w:r>
-        <w:t>MATLAB/Simulink (Three-Phase Inverter, PWM Generator (3-Level/2-Level), FFT).</w:t>
+        <w:t xml:space="preserve">SPWM: </w:t>
+      </w:r>
+      <w:r>
+        <w:rPr>
+          <w:rFonts w:ascii="Consolas" w:hAnsi="Consolas"/>
+          <w:color w:val="C03030"/>
+          <w:sz w:val="20"/>
+        </w:rPr>
+        <w:t>U_л1m(max) = 0.866·U_dc</w:t>
+      </w:r>
+      <w:r>
+        <w:t xml:space="preserve"> (при m_a=1).</w:t>
+      </w:r>
+    </w:p>
+    <w:p>
+      <w:pPr>
+        <w:pStyle w:val="ListBullet"/>
+      </w:pPr>
+      <w:r>
+        <w:t xml:space="preserve">SVPWM: </w:t>
+      </w:r>
+      <w:r>
+        <w:rPr>
+          <w:rFonts w:ascii="Consolas" w:hAnsi="Consolas"/>
+          <w:color w:val="C03030"/>
+          <w:sz w:val="20"/>
+        </w:rPr>
+        <w:t>U_л1m(max) = U_dc</w:t>
+      </w:r>
+      <w:r>
+        <w:t xml:space="preserve"> (+15%).</w:t>
+      </w:r>
+    </w:p>
+    <w:p>
+      <w:r>
+        <w:t xml:space="preserve">Дано: </w:t>
+      </w:r>
+      <w:r>
+        <w:rPr>
+          <w:rFonts w:ascii="Consolas" w:hAnsi="Consolas"/>
+          <w:color w:val="C03030"/>
+          <w:sz w:val="20"/>
+        </w:rPr>
+        <w:t>U_dc = 540 В</w:t>
+      </w:r>
+      <w:r>
+        <w:t>.</w:t>
+      </w:r>
+    </w:p>
+    <w:p>
+      <w:pPr>
+        <w:pStyle w:val="ListBullet"/>
+      </w:pPr>
+      <w:r>
+        <w:t xml:space="preserve">SPWM: </w:t>
+      </w:r>
+      <w:r>
+        <w:rPr>
+          <w:rFonts w:ascii="Consolas" w:hAnsi="Consolas"/>
+          <w:color w:val="C03030"/>
+          <w:sz w:val="20"/>
+        </w:rPr>
+        <w:t>U_л1m = 467 В</w:t>
+      </w:r>
+      <w:r>
+        <w:t>, RMS ≈ 330 В.</w:t>
+      </w:r>
+    </w:p>
+    <w:p>
+      <w:pPr>
+        <w:pStyle w:val="ListBullet"/>
+      </w:pPr>
+      <w:r>
+        <w:t xml:space="preserve">SVPWM: </w:t>
+      </w:r>
+      <w:r>
+        <w:rPr>
+          <w:rFonts w:ascii="Consolas" w:hAnsi="Consolas"/>
+          <w:color w:val="C03030"/>
+          <w:sz w:val="20"/>
+        </w:rPr>
+        <w:t>U_л1m = 540 В</w:t>
+      </w:r>
+      <w:r>
+        <w:t>, RMS ≈ 382 В.</w:t>
+      </w:r>
+    </w:p>
+    <w:p>
+      <w:r>
+        <w:t>────────────────────────────────────────</w:t>
       </w:r>
     </w:p>
     <w:p>
@@ -55,7 +144,15 @@
         <w:pStyle w:val="Heading2"/>
       </w:pPr>
       <w:r>
-        <w:t>Задание</w:t>
+        <w:t>Часть A. Схема (Simulink)</w:t>
+      </w:r>
+    </w:p>
+    <w:p>
+      <w:pPr>
+        <w:pStyle w:val="Heading3"/>
+      </w:pPr>
+      <w:r>
+        <w:t>A1. Силовая часть</w:t>
       </w:r>
     </w:p>
     <w:p>
@@ -63,7 +160,15 @@
         <w:pStyle w:val="ListNumber"/>
       </w:pPr>
       <w:r>
-        <w:t>Соберите трёхфазный 2-уровневый инвертор с RL-нагрузкой (звезда).</w:t>
+        <w:rPr>
+          <w:rFonts w:ascii="Consolas" w:hAnsi="Consolas"/>
+          <w:color w:val="C03030"/>
+          <w:sz w:val="20"/>
+        </w:rPr>
+        <w:t>DC Voltage Source = 540 В</w:t>
+      </w:r>
+      <w:r>
+        <w:t>.</w:t>
       </w:r>
     </w:p>
     <w:p>
@@ -71,7 +176,26 @@
         <w:pStyle w:val="ListNumber"/>
       </w:pPr>
       <w:r>
-        <w:t>Реализуйте SPWM (три синусоиды 50 Гц, m_f = 21). Снимите фазное и линейное напряжение, токи фаз.</w:t>
+        <w:rPr>
+          <w:rFonts w:ascii="Consolas" w:hAnsi="Consolas"/>
+          <w:color w:val="C03030"/>
+          <w:sz w:val="20"/>
+        </w:rPr>
+        <w:t>Universal Bridge</w:t>
+      </w:r>
+      <w:r>
+        <w:t xml:space="preserve">: arms = 3, device = </w:t>
+      </w:r>
+      <w:r>
+        <w:rPr>
+          <w:rFonts w:ascii="Consolas" w:hAnsi="Consolas"/>
+          <w:color w:val="C03030"/>
+          <w:sz w:val="20"/>
+        </w:rPr>
+        <w:t>IGBT/Diodes</w:t>
+      </w:r>
+      <w:r>
+        <w:t xml:space="preserve"> (6 ключей).</w:t>
       </w:r>
     </w:p>
     <w:p>
@@ -79,7 +203,37 @@
         <w:pStyle w:val="ListNumber"/>
       </w:pPr>
       <w:r>
-        <w:t>Выполните FFT линейного напряжения, измерьте U_1 и THD.</w:t>
+        <w:t>Нагрузка: трёхфазная RL звездой (</w:t>
+      </w:r>
+      <w:r>
+        <w:rPr>
+          <w:rFonts w:ascii="Consolas" w:hAnsi="Consolas"/>
+          <w:color w:val="C03030"/>
+          <w:sz w:val="20"/>
+        </w:rPr>
+        <w:t>R = 10 Ом</w:t>
+      </w:r>
+      <w:r>
+        <w:t xml:space="preserve">, </w:t>
+      </w:r>
+      <w:r>
+        <w:rPr>
+          <w:rFonts w:ascii="Consolas" w:hAnsi="Consolas"/>
+          <w:color w:val="C03030"/>
+          <w:sz w:val="20"/>
+        </w:rPr>
+        <w:t>L = 10 мГн</w:t>
+      </w:r>
+      <w:r>
+        <w:t xml:space="preserve"> на фазу).</w:t>
+      </w:r>
+    </w:p>
+    <w:p>
+      <w:pPr>
+        <w:pStyle w:val="Heading3"/>
+      </w:pPr>
+      <w:r>
+        <w:t>A2. SPWM</w:t>
       </w:r>
     </w:p>
     <w:p>
@@ -87,7 +241,15 @@
         <w:pStyle w:val="ListNumber"/>
       </w:pPr>
       <w:r>
-        <w:t>Измерьте максимально достижимое U_л при m_a = 1.</w:t>
+        <w:rPr>
+          <w:rFonts w:ascii="Consolas" w:hAnsi="Consolas"/>
+          <w:color w:val="C03030"/>
+          <w:sz w:val="20"/>
+        </w:rPr>
+        <w:t>PWM Generator (2-Level)</w:t>
+      </w:r>
+      <w:r>
+        <w:t>: режим 3-фазный (6 импульсов).</w:t>
       </w:r>
     </w:p>
     <w:p>
@@ -95,7 +257,88 @@
         <w:pStyle w:val="ListNumber"/>
       </w:pPr>
       <w:r>
-        <w:t>(Доп.) Включите SVPWM, повторите измерения, сравните максимальное U_л и THD.</w:t>
+        <w:t xml:space="preserve">Модулирующий сигнал — три синуса 50 Гц со сдвигом 120°, </w:t>
+      </w:r>
+      <w:r>
+        <w:rPr>
+          <w:rFonts w:ascii="Consolas" w:hAnsi="Consolas"/>
+          <w:color w:val="C03030"/>
+          <w:sz w:val="20"/>
+        </w:rPr>
+        <w:t>m_a = 1</w:t>
+      </w:r>
+      <w:r>
+        <w:t>.</w:t>
+      </w:r>
+    </w:p>
+    <w:p>
+      <w:pPr>
+        <w:pStyle w:val="ListNumber"/>
+      </w:pPr>
+      <w:r>
+        <w:t xml:space="preserve">Несущая </w:t>
+      </w:r>
+      <w:r>
+        <w:rPr>
+          <w:rFonts w:ascii="Consolas" w:hAnsi="Consolas"/>
+          <w:color w:val="C03030"/>
+          <w:sz w:val="20"/>
+        </w:rPr>
+        <w:t>f_нес = 50·21 = 1050 Гц</w:t>
+      </w:r>
+      <w:r>
+        <w:t xml:space="preserve"> (m_f = 21).</w:t>
+      </w:r>
+    </w:p>
+    <w:p>
+      <w:pPr>
+        <w:pStyle w:val="Heading3"/>
+      </w:pPr>
+      <w:r>
+        <w:t>A3. Решатель</w:t>
+      </w:r>
+    </w:p>
+    <w:p>
+      <w:pPr>
+        <w:pStyle w:val="ListBullet"/>
+      </w:pPr>
+      <w:r>
+        <w:rPr>
+          <w:rFonts w:ascii="Consolas" w:hAnsi="Consolas"/>
+          <w:color w:val="C03030"/>
+          <w:sz w:val="20"/>
+        </w:rPr>
+        <w:t>ode23tb</w:t>
+      </w:r>
+      <w:r>
+        <w:t xml:space="preserve">, Max step </w:t>
+      </w:r>
+      <w:r>
+        <w:rPr>
+          <w:rFonts w:ascii="Consolas" w:hAnsi="Consolas"/>
+          <w:color w:val="C03030"/>
+          <w:sz w:val="20"/>
+        </w:rPr>
+        <w:t>1e-6</w:t>
+      </w:r>
+      <w:r>
+        <w:t xml:space="preserve">, Stop time </w:t>
+      </w:r>
+      <w:r>
+        <w:rPr>
+          <w:rFonts w:ascii="Consolas" w:hAnsi="Consolas"/>
+          <w:color w:val="C03030"/>
+          <w:sz w:val="20"/>
+        </w:rPr>
+        <w:t>0.1</w:t>
+      </w:r>
+      <w:r>
+        <w:t>.</w:t>
+      </w:r>
+    </w:p>
+    <w:p>
+      <w:r>
+        <w:t>────────────────────────────────────────</w:t>
       </w:r>
     </w:p>
     <w:p>
@@ -103,12 +346,231 @@
         <w:pStyle w:val="Heading2"/>
       </w:pPr>
       <w:r>
-        <w:t>Расчётная часть</w:t>
+        <w:t>Часть B. Измерения (SPWM)</w:t>
+      </w:r>
+    </w:p>
+    <w:p>
+      <w:pPr>
+        <w:pStyle w:val="ListNumber"/>
+      </w:pPr>
+      <w:r>
+        <w:t xml:space="preserve">Снимите фазное </w:t>
+      </w:r>
+      <w:r>
+        <w:rPr>
+          <w:rFonts w:ascii="Consolas" w:hAnsi="Consolas"/>
+          <w:color w:val="C03030"/>
+          <w:sz w:val="20"/>
+        </w:rPr>
+        <w:t>U_AN(t)</w:t>
+      </w:r>
+      <w:r>
+        <w:t xml:space="preserve">, линейное </w:t>
+      </w:r>
+      <w:r>
+        <w:rPr>
+          <w:rFonts w:ascii="Consolas" w:hAnsi="Consolas"/>
+          <w:color w:val="C03030"/>
+          <w:sz w:val="20"/>
+        </w:rPr>
+        <w:t>U_AB(t)</w:t>
+      </w:r>
+      <w:r>
+        <w:t xml:space="preserve"> и токи фаз.</w:t>
+      </w:r>
+    </w:p>
+    <w:p>
+      <w:pPr>
+        <w:pStyle w:val="ListNumber"/>
+      </w:pPr>
+      <w:r>
+        <w:rPr>
+          <w:rFonts w:ascii="Consolas" w:hAnsi="Consolas"/>
+          <w:color w:val="C03030"/>
+          <w:sz w:val="20"/>
+        </w:rPr>
+        <w:t>FFT Analysis</w:t>
+      </w:r>
+      <w:r>
+        <w:t xml:space="preserve"> линейного напряжения: измерьте </w:t>
+      </w:r>
+      <w:r>
+        <w:rPr>
+          <w:rFonts w:ascii="Consolas" w:hAnsi="Consolas"/>
+          <w:color w:val="C03030"/>
+          <w:sz w:val="20"/>
+        </w:rPr>
+        <w:t>U_л1</w:t>
+      </w:r>
+      <w:r>
+        <w:t xml:space="preserve"> (RMS) и </w:t>
+      </w:r>
+      <w:r>
+        <w:rPr>
+          <w:rFonts w:ascii="Consolas" w:hAnsi="Consolas"/>
+          <w:color w:val="C03030"/>
+          <w:sz w:val="20"/>
+        </w:rPr>
+        <w:t>THD</w:t>
+      </w:r>
+      <w:r>
+        <w:t>.</w:t>
+      </w:r>
+    </w:p>
+    <w:p>
+      <w:pPr>
+        <w:pStyle w:val="ListNumber"/>
+      </w:pPr>
+      <w:r>
+        <w:t xml:space="preserve">Зафиксируйте максимум </w:t>
+      </w:r>
+      <w:r>
+        <w:rPr>
+          <w:rFonts w:ascii="Consolas" w:hAnsi="Consolas"/>
+          <w:color w:val="C03030"/>
+          <w:sz w:val="20"/>
+        </w:rPr>
+        <w:t>U_л1</w:t>
+      </w:r>
+      <w:r>
+        <w:t xml:space="preserve"> при </w:t>
+      </w:r>
+      <w:r>
+        <w:rPr>
+          <w:rFonts w:ascii="Consolas" w:hAnsi="Consolas"/>
+          <w:color w:val="C03030"/>
+          <w:sz w:val="20"/>
+        </w:rPr>
+        <w:t>m_a = 1</w:t>
+      </w:r>
+      <w:r>
+        <w:t xml:space="preserve"> (≈ 330 В RMS).</w:t>
+      </w:r>
+    </w:p>
+    <w:p>
+      <w:pPr>
+        <w:pStyle w:val="ListNumber"/>
+      </w:pPr>
+      <w:r>
+        <w:t>Отметьте: линейное напряжение «чище» фазного (гармоники, кратные 3, исчезают).</w:t>
+      </w:r>
+    </w:p>
+    <w:p>
+      <w:pPr>
+        <w:pStyle w:val="Heading2"/>
+      </w:pPr>
+      <w:r>
+        <w:t>Часть C. SVPWM (опционально)</w:t>
+      </w:r>
+    </w:p>
+    <w:p>
+      <w:pPr>
+        <w:pStyle w:val="ListNumber"/>
+      </w:pPr>
+      <w:r>
+        <w:t xml:space="preserve">Замените генератор на </w:t>
+      </w:r>
+      <w:r>
+        <w:rPr>
+          <w:rFonts w:ascii="Consolas" w:hAnsi="Consolas"/>
+          <w:color w:val="C03030"/>
+          <w:sz w:val="20"/>
+        </w:rPr>
+        <w:t>PWM Generator</w:t>
+      </w:r>
+      <w:r>
+        <w:t xml:space="preserve"> в режиме </w:t>
+      </w:r>
+      <w:r>
+        <w:rPr>
+          <w:rFonts w:ascii="Consolas" w:hAnsi="Consolas"/>
+          <w:color w:val="C03030"/>
+          <w:sz w:val="20"/>
+        </w:rPr>
+        <w:t>Space-Vector</w:t>
+      </w:r>
+      <w:r>
+        <w:t xml:space="preserve"> (или используйте </w:t>
+      </w:r>
+      <w:r>
+        <w:rPr>
+          <w:rFonts w:ascii="Consolas" w:hAnsi="Consolas"/>
+          <w:color w:val="C03030"/>
+          <w:sz w:val="20"/>
+        </w:rPr>
+        <w:t>SVPWM Generator</w:t>
+      </w:r>
+      <w:r>
+        <w:t>).</w:t>
+      </w:r>
+    </w:p>
+    <w:p>
+      <w:pPr>
+        <w:pStyle w:val="ListNumber"/>
+      </w:pPr>
+      <w:r>
+        <w:t xml:space="preserve">Повторите измерения. Сравните максимальное </w:t>
+      </w:r>
+      <w:r>
+        <w:rPr>
+          <w:rFonts w:ascii="Consolas" w:hAnsi="Consolas"/>
+          <w:color w:val="C03030"/>
+          <w:sz w:val="20"/>
+        </w:rPr>
+        <w:t>U_л1</w:t>
+      </w:r>
+      <w:r>
+        <w:t xml:space="preserve"> (≈ 382 В RMS) и THD.</w:t>
+      </w:r>
+    </w:p>
+    <w:p>
+      <w:pPr>
+        <w:pStyle w:val="ListNumber"/>
+      </w:pPr>
+      <w:r>
+        <w:t>Подтвердите выигрыш ~15% по напряжению.</w:t>
+      </w:r>
+    </w:p>
+    <w:p>
+      <w:pPr>
+        <w:pStyle w:val="Heading2"/>
+      </w:pPr>
+      <w:r>
+        <w:t>Часть D. Мёртвое время</w:t>
       </w:r>
     </w:p>
     <w:p>
       <w:r>
-        <w:t>| Метод | U_л1 (m_a=1) расчёт | U_л1 сим. | THD тока |</w:t>
+        <w:t xml:space="preserve">В </w:t>
+      </w:r>
+      <w:r>
+        <w:rPr>
+          <w:rFonts w:ascii="Consolas" w:hAnsi="Consolas"/>
+          <w:color w:val="C03030"/>
+          <w:sz w:val="20"/>
+        </w:rPr>
+        <w:t>PWM Generator</w:t>
+      </w:r>
+      <w:r>
+        <w:t xml:space="preserve"> задайте dead time = 2 мкс. Снимите ток фазы, отметьте искажения (5, 7-я гармоники).</w:t>
+      </w:r>
+    </w:p>
+    <w:p>
+      <w:r>
+        <w:t>────────────────────────────────────────</w:t>
+      </w:r>
+    </w:p>
+    <w:p>
+      <w:pPr>
+        <w:pStyle w:val="Heading2"/>
+      </w:pPr>
+      <w:r>
+        <w:t>Таблица результатов</w:t>
+      </w:r>
+    </w:p>
+    <w:p>
+      <w:r>
+        <w:t>| Метод | U_л1 расчёт (m_a=1) | U_л1 сим. | THD тока |</w:t>
       </w:r>
     </w:p>
     <w:p>
@@ -118,12 +580,12 @@
     </w:p>
     <w:p>
       <w:r>
-        <w:t>| SPWM | ≈0.866·U_dc | | |</w:t>
+        <w:t>| SPWM | 330 В RMS | | |</w:t>
       </w:r>
     </w:p>
     <w:p>
       <w:r>
-        <w:t>| SVPWM | ≈U_dc | | |</w:t>
+        <w:t>| SVPWM | 382 В RMS | | |</w:t>
       </w:r>
     </w:p>
     <w:p>
@@ -155,6 +617,14 @@
         <w:pStyle w:val="ListNumber"/>
       </w:pPr>
       <w:r>
+        <w:t>Что такое нулевые векторы и зачем они нужны?</w:t>
+      </w:r>
+    </w:p>
+    <w:p>
+      <w:pPr>
+        <w:pStyle w:val="ListNumber"/>
+      </w:pPr>
+      <w:r>
         <w:t>Как мёртвое время проявляется в токах фаз?</w:t>
       </w:r>
     </w:p>
@@ -168,7 +638,7 @@
     </w:p>
     <w:p>
       <w:r>
-        <w:t>Цель → схема → осциллограммы фаз/линейных → спектры → сравнение SPWM/SVPWM → выводы.</w:t>
+        <w:t>Цель → расчёт → схема → осциллограммы фаз/линейных → спектры → сравнение SPWM/SVPWM → выводы.</w:t>
       </w:r>
     </w:p>
     <w:sectPr>
